--- a/public/legal/RevenueHunt-Privacy-Policy.docx
+++ b/public/legal/RevenueHunt-Privacy-Policy.docx
@@ -2,7 +2,7 @@
 <file path=word/document.xml><?xml version="1.0" encoding="utf-8"?>
 <w:document xmlns:w="http://schemas.openxmlformats.org/wordprocessingml/2006/main" xmlns:m="http://schemas.openxmlformats.org/officeDocument/2006/math" xmlns:r="http://schemas.openxmlformats.org/officeDocument/2006/relationships" xmlns:o="urn:schemas-microsoft-com:office:office" xmlns:v="urn:schemas-microsoft-com:vml" xmlns:w10="urn:schemas-microsoft-com:office:word" xmlns:a="http://schemas.openxmlformats.org/drawingml/2006/main" xmlns:pic="http://schemas.openxmlformats.org/drawingml/2006/picture" xmlns:wp="http://schemas.openxmlformats.org/drawingml/2006/wordprocessingDrawing">
   <w:body>
-    <w:bookmarkStart w:id="29" w:name="revenuehunt-privacy-policy"/>
+    <w:bookmarkStart w:id="30" w:name="revenuehunt-privacy-policy"/>
     <w:p>
       <w:pPr>
         <w:pStyle w:val="Heading1"/>
@@ -95,7 +95,49 @@
         <w:t xml:space="preserve">Dairy Capital Limited</w:t>
       </w:r>
       <w:r>
-        <w:t xml:space="preserve">, a private limited company incorporated in England and Wales under company number 12503996, with registered office at Vision Accounting Fortis House, Cothey Way, Ryde, Isle of Wight, PO33 1QT, United Kingdom. References to “RevenueHunt”, “we”, “us” or “our” in this policy refer to Dairy Capital Limited.</w:t>
+        <w:t xml:space="preserve">, a private limited company incorporated in England and Wales under company number 12503996, with registered office at Vision Accounting Fortis House, Cothey Way, Ryde, Isle of Wight, PO33 1QT, United Kingdom. References to</w:t>
+      </w:r>
+      <w:r>
+        <w:t xml:space="preserve"> </w:t>
+      </w:r>
+      <w:r>
+        <w:t xml:space="preserve">“RevenueHunt”</w:t>
+      </w:r>
+      <w:r>
+        <w:t xml:space="preserve">,</w:t>
+      </w:r>
+      <w:r>
+        <w:t xml:space="preserve"> </w:t>
+      </w:r>
+      <w:r>
+        <w:t xml:space="preserve">“we”</w:t>
+      </w:r>
+      <w:r>
+        <w:t xml:space="preserve">,</w:t>
+      </w:r>
+      <w:r>
+        <w:t xml:space="preserve"> </w:t>
+      </w:r>
+      <w:r>
+        <w:t xml:space="preserve">“us”</w:t>
+      </w:r>
+      <w:r>
+        <w:t xml:space="preserve"> </w:t>
+      </w:r>
+      <w:r>
+        <w:t xml:space="preserve">or</w:t>
+      </w:r>
+      <w:r>
+        <w:t xml:space="preserve"> </w:t>
+      </w:r>
+      <w:r>
+        <w:t xml:space="preserve">“our”</w:t>
+      </w:r>
+      <w:r>
+        <w:t xml:space="preserve"> </w:t>
+      </w:r>
+      <w:r>
+        <w:t xml:space="preserve">in this policy refer to Dairy Capital Limited.</w:t>
       </w:r>
     </w:p>
     <w:p>
@@ -115,7 +157,35 @@
           <w:b/>
           <w:bCs/>
         </w:rPr>
-        <w:t xml:space="preserve">RevenueHunt does not intend for this website or any of the Services to collect personal information (or ‘personal data’ for EU visitors) from children under the age of 18.</w:t>
+        <w:t xml:space="preserve">RevenueHunt does not intend for this website or any of the Services to collect personal information (or</w:t>
+      </w:r>
+      <w:r>
+        <w:rPr>
+          <w:b/>
+          <w:bCs/>
+        </w:rPr>
+        <w:t xml:space="preserve"> </w:t>
+      </w:r>
+      <w:r>
+        <w:rPr>
+          <w:b/>
+          <w:bCs/>
+        </w:rPr>
+        <w:t xml:space="preserve">‘personal data’</w:t>
+      </w:r>
+      <w:r>
+        <w:rPr>
+          <w:b/>
+          <w:bCs/>
+        </w:rPr>
+        <w:t xml:space="preserve"> </w:t>
+      </w:r>
+      <w:r>
+        <w:rPr>
+          <w:b/>
+          <w:bCs/>
+        </w:rPr>
+        <w:t xml:space="preserve">for EU visitors) from children under the age of 18.</w:t>
       </w:r>
       <w:r>
         <w:t xml:space="preserve"> </w:t>
@@ -338,7 +408,13 @@
         <w:pStyle w:val="Heading2"/>
       </w:pPr>
       <w:r>
-        <w:t xml:space="preserve">“Product Recommendation Quiz” app Privacy Policy</w:t>
+        <w:t xml:space="preserve">“Product Recommendation Quiz”</w:t>
+      </w:r>
+      <w:r>
+        <w:t xml:space="preserve"> </w:t>
+      </w:r>
+      <w:r>
+        <w:t xml:space="preserve">app Privacy Policy</w:t>
       </w:r>
     </w:p>
     <w:p>
@@ -346,7 +422,31 @@
         <w:pStyle w:val="FirstParagraph"/>
       </w:pPr>
       <w:r>
-        <w:t xml:space="preserve">For us, the security of your data is very important, so access to your RevenueHunt account is password protected. If you lose it, you can only recover it using the automated password recovery procedure on the “access” page, by clicking on the “I forgot my password” link. The password will be sent to the contact e-mail of your profile.</w:t>
+        <w:t xml:space="preserve">For us, the security of your data is very important, so access to your RevenueHunt account is password protected. If you lose it, you can only recover it using the automated password recovery procedure on the</w:t>
+      </w:r>
+      <w:r>
+        <w:t xml:space="preserve"> </w:t>
+      </w:r>
+      <w:r>
+        <w:t xml:space="preserve">“access”</w:t>
+      </w:r>
+      <w:r>
+        <w:t xml:space="preserve"> </w:t>
+      </w:r>
+      <w:r>
+        <w:t xml:space="preserve">page, by clicking on the</w:t>
+      </w:r>
+      <w:r>
+        <w:t xml:space="preserve"> </w:t>
+      </w:r>
+      <w:r>
+        <w:t xml:space="preserve">“I forgot my password”</w:t>
+      </w:r>
+      <w:r>
+        <w:t xml:space="preserve"> </w:t>
+      </w:r>
+      <w:r>
+        <w:t xml:space="preserve">link. The password will be sent to the contact e-mail of your profile.</w:t>
       </w:r>
     </w:p>
     <w:p>
@@ -815,7 +915,16 @@
         <w:pStyle w:val="BodyText"/>
       </w:pPr>
       <w:r>
-        <w:t xml:space="preserve">When you log in, we will also set up several cookies to save your login information and your screen display choices. Login cookies last for two days, and screen options cookies last for a year. If you select “Remember Me”, your login will persist for two weeks. If you log out of your account, the login cookies will be removed.</w:t>
+        <w:t xml:space="preserve">When you log in, we will also set up several cookies to save your login information and your screen display choices. Login cookies last for two days, and screen options cookies last for a year. If you select</w:t>
+      </w:r>
+      <w:r>
+        <w:t xml:space="preserve"> </w:t>
+      </w:r>
+      <w:r>
+        <w:t xml:space="preserve">“Remember Me”</w:t>
+      </w:r>
+      <w:r>
+        <w:t xml:space="preserve">, your login will persist for two weeks. If you log out of your account, the login cookies will be removed.</w:t>
       </w:r>
     </w:p>
     <w:p>
@@ -937,7 +1046,31 @@
         <w:pStyle w:val="FirstParagraph"/>
       </w:pPr>
       <w:r>
-        <w:t xml:space="preserve">Your web browser might have a “Do Not Track” option, allowing you to indicate to website operators and online service providers that you prefer not to have certain online activities tracked across various websites over time. However, please note that our app currently does not support “Do Not Track” requests.</w:t>
+        <w:t xml:space="preserve">Your web browser might have a</w:t>
+      </w:r>
+      <w:r>
+        <w:t xml:space="preserve"> </w:t>
+      </w:r>
+      <w:r>
+        <w:t xml:space="preserve">“Do Not Track”</w:t>
+      </w:r>
+      <w:r>
+        <w:t xml:space="preserve"> </w:t>
+      </w:r>
+      <w:r>
+        <w:t xml:space="preserve">option, allowing you to indicate to website operators and online service providers that you prefer not to have certain online activities tracked across various websites over time. However, please note that our app currently does not support</w:t>
+      </w:r>
+      <w:r>
+        <w:t xml:space="preserve"> </w:t>
+      </w:r>
+      <w:r>
+        <w:t xml:space="preserve">“Do Not Track”</w:t>
+      </w:r>
+      <w:r>
+        <w:t xml:space="preserve"> </w:t>
+      </w:r>
+      <w:r>
+        <w:t xml:space="preserve">requests.</w:t>
       </w:r>
     </w:p>
     <w:bookmarkEnd w:id="17"/>
@@ -1568,7 +1701,7 @@
       </w:r>
     </w:p>
     <w:bookmarkEnd w:id="21"/>
-    <w:bookmarkStart w:id="23" w:name="shopify-protected-customer-data"/>
+    <w:bookmarkStart w:id="24" w:name="shopify-protected-customer-data"/>
     <w:p>
       <w:pPr>
         <w:pStyle w:val="Heading2"/>
@@ -1716,23 +1849,26 @@
         <w:pStyle w:val="FirstParagraph"/>
       </w:pPr>
       <w:r>
-        <w:t xml:space="preserve">Merchants who require a signed</w:t>
-      </w:r>
-      <w:r>
-        <w:t xml:space="preserve"> </w:t>
-      </w:r>
-      <w:r>
-        <w:rPr>
-          <w:b/>
-          <w:bCs/>
-        </w:rPr>
-        <w:t xml:space="preserve">Data Processing Agreement (DPA)</w:t>
-      </w:r>
-      <w:r>
-        <w:t xml:space="preserve"> </w:t>
-      </w:r>
-      <w:r>
-        <w:t xml:space="preserve">can request one at</w:t>
+        <w:t xml:space="preserve">Our</w:t>
+      </w:r>
+      <w:r>
+        <w:t xml:space="preserve"> </w:t>
+      </w:r>
+      <w:hyperlink r:id="rId23">
+        <w:r>
+          <w:rPr>
+            <w:rStyle w:val="Hyperlink"/>
+            <w:b/>
+            <w:bCs/>
+          </w:rPr>
+          <w:t xml:space="preserve">Data Processing Agreement (DPA)</w:t>
+        </w:r>
+      </w:hyperlink>
+      <w:r>
+        <w:t xml:space="preserve"> </w:t>
+      </w:r>
+      <w:r>
+        <w:t xml:space="preserve">is published in full, and merchants who require a signed copy can request one at</w:t>
       </w:r>
       <w:r>
         <w:t xml:space="preserve"> </w:t>
@@ -1749,8 +1885,8 @@
         <w:t xml:space="preserve">. The DPA covers our role as a processor under GDPR, our role as a service provider under CCPA/CPRA, and our role as a processor under VCDPA, CPA, CTDPA, and UCPA, including the Standard Contractual Clauses for cross-border transfers and our subprocessor list.</w:t>
       </w:r>
     </w:p>
-    <w:bookmarkEnd w:id="23"/>
-    <w:bookmarkStart w:id="24" w:name="what-information-we-collect"/>
+    <w:bookmarkEnd w:id="24"/>
+    <w:bookmarkStart w:id="25" w:name="what-information-we-collect"/>
     <w:p>
       <w:pPr>
         <w:pStyle w:val="Heading2"/>
@@ -1867,8 +2003,8 @@
         <w:t xml:space="preserve">RevenueHunt is operated by Dairy Capital Limited, incorporated in England and Wales (company number 12503996). Our servers are located in the United States (Amazon AWS).</w:t>
       </w:r>
     </w:p>
-    <w:bookmarkEnd w:id="24"/>
-    <w:bookmarkStart w:id="26" w:name="information-and-data-security"/>
+    <w:bookmarkEnd w:id="25"/>
+    <w:bookmarkStart w:id="27" w:name="information-and-data-security"/>
     <w:p>
       <w:pPr>
         <w:pStyle w:val="Heading2"/>
@@ -1887,7 +2023,7 @@
       <w:r>
         <w:t xml:space="preserve"> </w:t>
       </w:r>
-      <w:hyperlink r:id="rId25">
+      <w:hyperlink r:id="rId26">
         <w:r>
           <w:rPr>
             <w:rStyle w:val="Hyperlink"/>
@@ -1956,8 +2092,8 @@
         <w:t xml:space="preserve">If RevenueHunt handles your personal data on our own systems or servers, we implement safeguards to prevent unauthorized access or disclosures. While we strive to safeguard the privacy of your account and other personal data in our possession, regrettably, we cannot guarantee absolute security.</w:t>
       </w:r>
     </w:p>
-    <w:bookmarkEnd w:id="26"/>
-    <w:bookmarkStart w:id="28" w:name="changes-to-this-privacy-policy"/>
+    <w:bookmarkEnd w:id="27"/>
+    <w:bookmarkStart w:id="29" w:name="changes-to-this-privacy-policy"/>
     <w:p>
       <w:pPr>
         <w:pStyle w:val="Heading2"/>
@@ -1984,7 +2120,7 @@
       <w:r>
         <w:t xml:space="preserve"> </w:t>
       </w:r>
-      <w:hyperlink r:id="rId27">
+      <w:hyperlink r:id="rId28">
         <w:r>
           <w:rPr>
             <w:rStyle w:val="Hyperlink"/>
@@ -2013,8 +2149,8 @@
         <w:t xml:space="preserve">.</w:t>
       </w:r>
     </w:p>
-    <w:bookmarkEnd w:id="28"/>
     <w:bookmarkEnd w:id="29"/>
+    <w:bookmarkEnd w:id="30"/>
     <w:sectPr>
       <w:footnotePr>
         <w:numRestart w:val="eachSect"/>

--- a/public/legal/RevenueHunt-Privacy-Policy.docx
+++ b/public/legal/RevenueHunt-Privacy-Policy.docx
@@ -16,7 +16,7 @@
         <w:pStyle w:val="FirstParagraph"/>
       </w:pPr>
       <w:r>
-        <w:t xml:space="preserve">Last updated: May 19, 2026.</w:t>
+        <w:t xml:space="preserve">Last updated: July 13, 2026.</w:t>
       </w:r>
     </w:p>
     <w:p>
@@ -92,10 +92,10 @@
           <w:b/>
           <w:bCs/>
         </w:rPr>
-        <w:t xml:space="preserve">Dairy Capital Limited</w:t>
-      </w:r>
-      <w:r>
-        <w:t xml:space="preserve">, a private limited company incorporated in England and Wales under company number 12503996, with registered office at Vision Accounting Fortis House, Cothey Way, Ryde, Isle of Wight, PO33 1QT, United Kingdom. References to</w:t>
+        <w:t xml:space="preserve">Durian Capital Inc.</w:t>
+      </w:r>
+      <w:r>
+        <w:t xml:space="preserve">, a business company incorporated in the British Virgin Islands under company number 2109760, with registered office at Intershore Chambers, Road Town, Tortola, British Virgin Islands. Durian Capital Inc. is the owner and operator of the revenuehunt.com domain and website. References to</w:t>
       </w:r>
       <w:r>
         <w:t xml:space="preserve"> </w:t>
@@ -137,7 +137,7 @@
         <w:t xml:space="preserve"> </w:t>
       </w:r>
       <w:r>
-        <w:t xml:space="preserve">in this policy refer to Dairy Capital Limited.</w:t>
+        <w:t xml:space="preserve">in this policy refer to Durian Capital Inc.</w:t>
       </w:r>
     </w:p>
     <w:p>
@@ -1142,7 +1142,7 @@
           <w:b/>
           <w:bCs/>
         </w:rPr>
-        <w:t xml:space="preserve">RevenueHunt is operated by Dairy Capital Limited, incorporated in England and Wales (company number 12503996). Our servers are located in the United States (Amazon AWS).</w:t>
+        <w:t xml:space="preserve">RevenueHunt is operated by Durian Capital Inc., incorporated in the British Virgin Islands (company number 2109760). Our servers are located in the United States (Amazon AWS).</w:t>
       </w:r>
       <w:r>
         <w:t xml:space="preserve"> </w:t>
@@ -2000,7 +2000,7 @@
         <w:t xml:space="preserve"> </w:t>
       </w:r>
       <w:r>
-        <w:t xml:space="preserve">RevenueHunt is operated by Dairy Capital Limited, incorporated in England and Wales (company number 12503996). Our servers are located in the United States (Amazon AWS).</w:t>
+        <w:t xml:space="preserve">RevenueHunt is operated by Durian Capital Inc., incorporated in the British Virgin Islands (company number 2109760). Our servers are located in the United States (Amazon AWS).</w:t>
       </w:r>
     </w:p>
     <w:bookmarkEnd w:id="25"/>

--- a/public/legal/RevenueHunt-Privacy-Policy.docx
+++ b/public/legal/RevenueHunt-Privacy-Policy.docx
@@ -2,7 +2,7 @@
 <file path=word/document.xml><?xml version="1.0" encoding="utf-8"?>
 <w:document xmlns:w="http://schemas.openxmlformats.org/wordprocessingml/2006/main" xmlns:m="http://schemas.openxmlformats.org/officeDocument/2006/math" xmlns:r="http://schemas.openxmlformats.org/officeDocument/2006/relationships" xmlns:o="urn:schemas-microsoft-com:office:office" xmlns:v="urn:schemas-microsoft-com:vml" xmlns:w10="urn:schemas-microsoft-com:office:word" xmlns:a="http://schemas.openxmlformats.org/drawingml/2006/main" xmlns:pic="http://schemas.openxmlformats.org/drawingml/2006/picture" xmlns:wp="http://schemas.openxmlformats.org/drawingml/2006/wordprocessingDrawing">
   <w:body>
-    <w:bookmarkStart w:id="30" w:name="revenuehunt-privacy-policy"/>
+    <w:bookmarkStart w:id="33" w:name="revenuehunt-privacy-policy"/>
     <w:p>
       <w:pPr>
         <w:pStyle w:val="Heading1"/>
@@ -16,7 +16,7 @@
         <w:pStyle w:val="FirstParagraph"/>
       </w:pPr>
       <w:r>
-        <w:t xml:space="preserve">Last updated: July 13, 2026.</w:t>
+        <w:t xml:space="preserve">Last updated: September 3, 2026.</w:t>
       </w:r>
     </w:p>
     <w:p>
@@ -885,12 +885,95 @@
       </w:r>
     </w:p>
     <w:bookmarkEnd w:id="15"/>
-    <w:bookmarkStart w:id="16" w:name="cookies"/>
+    <w:bookmarkStart w:id="18" w:name="live-chat"/>
     <w:p>
       <w:pPr>
         <w:pStyle w:val="Heading2"/>
       </w:pPr>
       <w:r>
+        <w:t xml:space="preserve">Live chat</w:t>
+      </w:r>
+    </w:p>
+    <w:p>
+      <w:pPr>
+        <w:pStyle w:val="FirstParagraph"/>
+      </w:pPr>
+      <w:r>
+        <w:rPr>
+          <w:b/>
+          <w:bCs/>
+        </w:rPr>
+        <w:t xml:space="preserve">Third-party:</w:t>
+      </w:r>
+      <w:r>
+        <w:t xml:space="preserve"> </w:t>
+      </w:r>
+      <w:r>
+        <w:t xml:space="preserve">We use</w:t>
+      </w:r>
+      <w:r>
+        <w:t xml:space="preserve"> </w:t>
+      </w:r>
+      <w:hyperlink r:id="rId16">
+        <w:r>
+          <w:rPr>
+            <w:rStyle w:val="Hyperlink"/>
+          </w:rPr>
+          <w:t xml:space="preserve">tawk.to</w:t>
+        </w:r>
+      </w:hyperlink>
+      <w:r>
+        <w:t xml:space="preserve"> </w:t>
+      </w:r>
+      <w:r>
+        <w:t xml:space="preserve">(Tawk.to Inc.) to provide the chat widget on this website, on our documentation site, and inside the app. The widget loads on every page, whether or not you open a conversation.</w:t>
+      </w:r>
+    </w:p>
+    <w:p>
+      <w:pPr>
+        <w:pStyle w:val="BodyText"/>
+      </w:pPr>
+      <w:r>
+        <w:t xml:space="preserve">When you start a conversation, tawk.to processes what you type, including any name, email address or message content you choose to share, so that we can reply to you. It also receives technical information that your browser sends automatically, such as your IP address, approximate location, browser and operating system, and the pages you view on our site. We retain chat transcripts so that we can follow up on your request and answer you consistently if you contact us again.</w:t>
+      </w:r>
+    </w:p>
+    <w:p>
+      <w:pPr>
+        <w:pStyle w:val="BodyText"/>
+      </w:pPr>
+      <w:r>
+        <w:t xml:space="preserve">If you are signed in to the app, we also pass your shop name, shop domain, plan and account email to tawk.to, so that our support team can see who they are speaking with without asking you to repeat it.</w:t>
+      </w:r>
+    </w:p>
+    <w:p>
+      <w:pPr>
+        <w:pStyle w:val="BodyText"/>
+      </w:pPr>
+      <w:r>
+        <w:t xml:space="preserve">tawk.to sets its own cookies and browser storage to keep your conversation open as you move between pages. For details on how tawk.to handles this data, see their</w:t>
+      </w:r>
+      <w:r>
+        <w:t xml:space="preserve"> </w:t>
+      </w:r>
+      <w:hyperlink r:id="rId17">
+        <w:r>
+          <w:rPr>
+            <w:rStyle w:val="Hyperlink"/>
+          </w:rPr>
+          <w:t xml:space="preserve">privacy policy</w:t>
+        </w:r>
+      </w:hyperlink>
+      <w:r>
+        <w:t xml:space="preserve">.</w:t>
+      </w:r>
+    </w:p>
+    <w:bookmarkEnd w:id="18"/>
+    <w:bookmarkStart w:id="19" w:name="cookies"/>
+    <w:p>
+      <w:pPr>
+        <w:pStyle w:val="Heading2"/>
+      </w:pPr>
+      <w:r>
         <w:t xml:space="preserve">Cookies</w:t>
       </w:r>
     </w:p>
@@ -935,8 +1018,8 @@
         <w:t xml:space="preserve">If you edit or publish an article, an additional cookie will be saved in your browser. This cookie includes no personal data and simply indicates the post ID of the article you just edited. It expires after 1 day.</w:t>
       </w:r>
     </w:p>
-    <w:bookmarkEnd w:id="16"/>
-    <w:bookmarkStart w:id="17" w:name="X609423a5ae7eae75b97576777aa54a78083817f"/>
+    <w:bookmarkEnd w:id="19"/>
+    <w:bookmarkStart w:id="20" w:name="X609423a5ae7eae75b97576777aa54a78083817f"/>
     <w:p>
       <w:pPr>
         <w:pStyle w:val="Heading2"/>
@@ -1073,8 +1156,8 @@
         <w:t xml:space="preserve">requests.</w:t>
       </w:r>
     </w:p>
-    <w:bookmarkEnd w:id="17"/>
-    <w:bookmarkStart w:id="18" w:name="what-rights-you-have-over-your-data"/>
+    <w:bookmarkEnd w:id="20"/>
+    <w:bookmarkStart w:id="21" w:name="what-rights-you-have-over-your-data"/>
     <w:p>
       <w:pPr>
         <w:pStyle w:val="Heading2"/>
@@ -1091,8 +1174,8 @@
         <w:t xml:space="preserve">If you have an account on this site, or have left comments, you can request to receive an exported file of the personal data we hold about you, including any data you have provided to us. You can also request that we erase any personal data we hold about you. This does not include any data we are obliged to keep for administrative, legal, or security purposes.</w:t>
       </w:r>
     </w:p>
-    <w:bookmarkEnd w:id="18"/>
-    <w:bookmarkStart w:id="19" w:name="for-our-european-visitors-gdpr"/>
+    <w:bookmarkEnd w:id="21"/>
+    <w:bookmarkStart w:id="22" w:name="for-our-european-visitors-gdpr"/>
     <w:p>
       <w:pPr>
         <w:pStyle w:val="Heading2"/>
@@ -1213,8 +1296,8 @@
         <w:t xml:space="preserve">Alternatively, you may lodge a complaint with your local Data Protection Authority.</w:t>
       </w:r>
     </w:p>
-    <w:bookmarkEnd w:id="19"/>
-    <w:bookmarkStart w:id="20" w:name="X0a2b1c18273e70dfef448bf3edd8818b3018d88"/>
+    <w:bookmarkEnd w:id="22"/>
+    <w:bookmarkStart w:id="23" w:name="X0a2b1c18273e70dfef448bf3edd8818b3018d88"/>
     <w:p>
       <w:pPr>
         <w:pStyle w:val="Heading2"/>
@@ -1473,8 +1556,8 @@
         <w:t xml:space="preserve">You may also designate an authorised agent to make a request on your behalf. The agent must provide written permission from you, and we may require you to verify your identity directly with us.</w:t>
       </w:r>
     </w:p>
-    <w:bookmarkEnd w:id="20"/>
-    <w:bookmarkStart w:id="21" w:name="X4e5ae17face9297b616a2f8755cf69d2200d032"/>
+    <w:bookmarkEnd w:id="23"/>
+    <w:bookmarkStart w:id="24" w:name="X4e5ae17face9297b616a2f8755cf69d2200d032"/>
     <w:p>
       <w:pPr>
         <w:pStyle w:val="Heading2"/>
@@ -1700,8 +1783,8 @@
         <w:t xml:space="preserve">and identify the state you reside in. We respond within the timeframe required by the applicable law, which is typically 45 days from a verified request.</w:t>
       </w:r>
     </w:p>
-    <w:bookmarkEnd w:id="21"/>
-    <w:bookmarkStart w:id="24" w:name="shopify-protected-customer-data"/>
+    <w:bookmarkEnd w:id="24"/>
+    <w:bookmarkStart w:id="27" w:name="shopify-protected-customer-data"/>
     <w:p>
       <w:pPr>
         <w:pStyle w:val="Heading2"/>
@@ -1736,7 +1819,7 @@
       <w:r>
         <w:t xml:space="preserve"> </w:t>
       </w:r>
-      <w:hyperlink r:id="rId22">
+      <w:hyperlink r:id="rId25">
         <w:r>
           <w:rPr>
             <w:rStyle w:val="Hyperlink"/>
@@ -1854,7 +1937,7 @@
       <w:r>
         <w:t xml:space="preserve"> </w:t>
       </w:r>
-      <w:hyperlink r:id="rId23">
+      <w:hyperlink r:id="rId26">
         <w:r>
           <w:rPr>
             <w:rStyle w:val="Hyperlink"/>
@@ -1885,8 +1968,8 @@
         <w:t xml:space="preserve">. The DPA covers our role as a processor under GDPR, our role as a service provider under CCPA/CPRA, and our role as a processor under VCDPA, CPA, CTDPA, and UCPA, including the Standard Contractual Clauses for cross-border transfers and our subprocessor list.</w:t>
       </w:r>
     </w:p>
-    <w:bookmarkEnd w:id="24"/>
-    <w:bookmarkStart w:id="25" w:name="what-information-we-collect"/>
+    <w:bookmarkEnd w:id="27"/>
+    <w:bookmarkStart w:id="28" w:name="what-information-we-collect"/>
     <w:p>
       <w:pPr>
         <w:pStyle w:val="Heading2"/>
@@ -2003,8 +2086,8 @@
         <w:t xml:space="preserve">RevenueHunt is operated by Durian Capital Inc., incorporated in the British Virgin Islands (company number 2109760). Our servers are located in the United States (Amazon AWS).</w:t>
       </w:r>
     </w:p>
-    <w:bookmarkEnd w:id="25"/>
-    <w:bookmarkStart w:id="27" w:name="information-and-data-security"/>
+    <w:bookmarkEnd w:id="28"/>
+    <w:bookmarkStart w:id="30" w:name="information-and-data-security"/>
     <w:p>
       <w:pPr>
         <w:pStyle w:val="Heading2"/>
@@ -2023,7 +2106,7 @@
       <w:r>
         <w:t xml:space="preserve"> </w:t>
       </w:r>
-      <w:hyperlink r:id="rId26">
+      <w:hyperlink r:id="rId29">
         <w:r>
           <w:rPr>
             <w:rStyle w:val="Hyperlink"/>
@@ -2045,7 +2128,7 @@
       <w:r>
         <w:t xml:space="preserve"> </w:t>
       </w:r>
-      <w:hyperlink r:id="rId22">
+      <w:hyperlink r:id="rId25">
         <w:r>
           <w:rPr>
             <w:rStyle w:val="Hyperlink"/>
@@ -2092,8 +2175,8 @@
         <w:t xml:space="preserve">If RevenueHunt handles your personal data on our own systems or servers, we implement safeguards to prevent unauthorized access or disclosures. While we strive to safeguard the privacy of your account and other personal data in our possession, regrettably, we cannot guarantee absolute security.</w:t>
       </w:r>
     </w:p>
-    <w:bookmarkEnd w:id="27"/>
-    <w:bookmarkStart w:id="29" w:name="changes-to-this-privacy-policy"/>
+    <w:bookmarkEnd w:id="30"/>
+    <w:bookmarkStart w:id="32" w:name="changes-to-this-privacy-policy"/>
     <w:p>
       <w:pPr>
         <w:pStyle w:val="Heading2"/>
@@ -2120,7 +2203,7 @@
       <w:r>
         <w:t xml:space="preserve"> </w:t>
       </w:r>
-      <w:hyperlink r:id="rId28">
+      <w:hyperlink r:id="rId31">
         <w:r>
           <w:rPr>
             <w:rStyle w:val="Hyperlink"/>
@@ -2149,8 +2232,8 @@
         <w:t xml:space="preserve">.</w:t>
       </w:r>
     </w:p>
-    <w:bookmarkEnd w:id="29"/>
-    <w:bookmarkEnd w:id="30"/>
+    <w:bookmarkEnd w:id="32"/>
+    <w:bookmarkEnd w:id="33"/>
     <w:sectPr>
       <w:footnotePr>
         <w:numRestart w:val="eachSect"/>
